--- a/documentation/ملخص + خطة.docx
+++ b/documentation/ملخص + خطة.docx
@@ -726,19 +726,7 @@
           <w:rtl/>
           <w:lang w:bidi="ar-SA"/>
         </w:rPr>
-        <w:t xml:space="preserve"> مؤقتة لكل جولة وينق</w:t>
-      </w:r>
-      <w:bookmarkStart w:id="0" w:name="_GoBack"/>
-      <w:bookmarkEnd w:id="0"/>
-      <w:r>
-        <w:rPr>
-          <w:rFonts w:ascii="Times New Roman" w:eastAsia="Times New Roman" w:hAnsi="Times New Roman" w:cs="Times New Roman"/>
-          <w:sz w:val="24"/>
-          <w:szCs w:val="24"/>
-          <w:rtl/>
-          <w:lang w:bidi="ar-SA"/>
-        </w:rPr>
-        <w:t>ل لها معلومات المحلات يدويًا، وينقل الذمم من ملف وورد للواتساب يدويًا لكل محل</w:t>
+        <w:t xml:space="preserve"> مؤقتة لكل جولة وينقل لها معلومات المحلات يدويًا، وينقل الذمم من ملف وورد للواتساب يدويًا لكل محل</w:t>
       </w:r>
       <w:r>
         <w:rPr>
@@ -1744,18 +1732,18 @@
           <w:rtl/>
           <w:lang w:bidi="ar-SA"/>
         </w:rPr>
-        <w:t>نطاق الـ</w:t>
-      </w:r>
-      <w:r>
-        <w:rPr>
-          <w:rFonts w:ascii="Times New Roman" w:eastAsia="Times New Roman" w:hAnsi="Times New Roman" w:cs="Times New Roman"/>
-          <w:b/>
-          <w:bCs/>
-          <w:sz w:val="24"/>
-          <w:szCs w:val="24"/>
-          <w:lang w:bidi="ar-SA"/>
-        </w:rPr>
-        <w:t xml:space="preserve"> MVP:</w:t>
+        <w:t>واجهة المسؤول/المحاسب</w:t>
+      </w:r>
+      <w:r>
+        <w:rPr>
+          <w:rFonts w:ascii="Times New Roman" w:eastAsia="Times New Roman" w:hAnsi="Times New Roman" w:cs="Times New Roman"/>
+          <w:b/>
+          <w:bCs/>
+          <w:sz w:val="24"/>
+          <w:szCs w:val="24"/>
+          <w:lang w:bidi="ar-SA"/>
+        </w:rPr>
+        <w:t>:</w:t>
       </w:r>
       <w:r>
         <w:rPr>
@@ -1774,28 +1762,16 @@
           <w:rtl/>
           <w:lang w:bidi="ar-SA"/>
         </w:rPr>
-        <w:t xml:space="preserve">يشمل الآن إدارة الذمم وتحصيل الكاش </w:t>
-      </w:r>
-      <w:r>
-        <w:rPr>
-          <w:rFonts w:ascii="Times New Roman" w:eastAsia="Times New Roman" w:hAnsi="Times New Roman" w:cs="Times New Roman"/>
-          <w:b/>
-          <w:bCs/>
-          <w:sz w:val="24"/>
-          <w:szCs w:val="24"/>
-          <w:rtl/>
-          <w:lang w:bidi="ar-SA"/>
-        </w:rPr>
-        <w:t>منذ البداية</w:t>
-      </w:r>
-      <w:r>
-        <w:rPr>
-          <w:rFonts w:ascii="Times New Roman" w:eastAsia="Times New Roman" w:hAnsi="Times New Roman" w:cs="Times New Roman"/>
-          <w:sz w:val="24"/>
-          <w:szCs w:val="24"/>
-          <w:lang w:bidi="ar-SA"/>
-        </w:rPr>
-        <w:t>.</w:t>
+        <w:t>ستكون لوحة تحكم ويب</w:t>
+      </w:r>
+      <w:r>
+        <w:rPr>
+          <w:rFonts w:ascii="Times New Roman" w:eastAsia="Times New Roman" w:hAnsi="Times New Roman" w:cs="Times New Roman"/>
+          <w:sz w:val="24"/>
+          <w:szCs w:val="24"/>
+          <w:lang w:bidi="ar-SA"/>
+        </w:rPr>
+        <w:t xml:space="preserve"> (Web Dashboard) - </w:t>
       </w:r>
     </w:p>
     <w:p>
@@ -1822,7 +1798,7 @@
           <w:rtl/>
           <w:lang w:bidi="ar-SA"/>
         </w:rPr>
-        <w:t>واجهة المسؤول/المحاسب</w:t>
+        <w:t>إدارة المستخدمين/المحلات</w:t>
       </w:r>
       <w:r>
         <w:rPr>
@@ -1852,91 +1828,6 @@
           <w:rtl/>
           <w:lang w:bidi="ar-SA"/>
         </w:rPr>
-        <w:t>ستكون لوحة تحكم ويب</w:t>
-      </w:r>
-      <w:r>
-        <w:rPr>
-          <w:rFonts w:ascii="Times New Roman" w:eastAsia="Times New Roman" w:hAnsi="Times New Roman" w:cs="Times New Roman"/>
-          <w:sz w:val="24"/>
-          <w:szCs w:val="24"/>
-          <w:lang w:bidi="ar-SA"/>
-        </w:rPr>
-        <w:t xml:space="preserve"> (Web Dashboard) - (</w:t>
-      </w:r>
-      <w:r>
-        <w:rPr>
-          <w:rFonts w:ascii="Times New Roman" w:eastAsia="Times New Roman" w:hAnsi="Times New Roman" w:cs="Times New Roman"/>
-          <w:sz w:val="24"/>
-          <w:szCs w:val="24"/>
-          <w:rtl/>
-          <w:lang w:bidi="ar-SA"/>
-        </w:rPr>
-        <w:t>مرحلة لاحقة</w:t>
-      </w:r>
-      <w:r>
-        <w:rPr>
-          <w:rFonts w:ascii="Times New Roman" w:eastAsia="Times New Roman" w:hAnsi="Times New Roman" w:cs="Times New Roman"/>
-          <w:sz w:val="24"/>
-          <w:szCs w:val="24"/>
-          <w:lang w:bidi="ar-SA"/>
-        </w:rPr>
-        <w:t>).</w:t>
-      </w:r>
-    </w:p>
-    <w:p>
-      <w:pPr>
-        <w:numPr>
-          <w:ilvl w:val="0"/>
-          <w:numId w:val="5"/>
-        </w:numPr>
-        <w:spacing w:before="100" w:beforeAutospacing="1" w:after="100" w:afterAutospacing="1" w:line="240" w:lineRule="auto"/>
-        <w:rPr>
-          <w:rFonts w:ascii="Times New Roman" w:eastAsia="Times New Roman" w:hAnsi="Times New Roman" w:cs="Times New Roman"/>
-          <w:sz w:val="24"/>
-          <w:szCs w:val="24"/>
-          <w:lang w:bidi="ar-SA"/>
-        </w:rPr>
-      </w:pPr>
-      <w:r>
-        <w:rPr>
-          <w:rFonts w:ascii="Times New Roman" w:eastAsia="Times New Roman" w:hAnsi="Times New Roman" w:cs="Times New Roman"/>
-          <w:b/>
-          <w:bCs/>
-          <w:sz w:val="24"/>
-          <w:szCs w:val="24"/>
-          <w:rtl/>
-          <w:lang w:bidi="ar-SA"/>
-        </w:rPr>
-        <w:t>إدارة المستخدمين/المحلات</w:t>
-      </w:r>
-      <w:r>
-        <w:rPr>
-          <w:rFonts w:ascii="Times New Roman" w:eastAsia="Times New Roman" w:hAnsi="Times New Roman" w:cs="Times New Roman"/>
-          <w:b/>
-          <w:bCs/>
-          <w:sz w:val="24"/>
-          <w:szCs w:val="24"/>
-          <w:lang w:bidi="ar-SA"/>
-        </w:rPr>
-        <w:t>:</w:t>
-      </w:r>
-      <w:r>
-        <w:rPr>
-          <w:rFonts w:ascii="Times New Roman" w:eastAsia="Times New Roman" w:hAnsi="Times New Roman" w:cs="Times New Roman"/>
-          <w:sz w:val="24"/>
-          <w:szCs w:val="24"/>
-          <w:lang w:bidi="ar-SA"/>
-        </w:rPr>
-        <w:t xml:space="preserve"> </w:t>
-      </w:r>
-      <w:r>
-        <w:rPr>
-          <w:rFonts w:ascii="Times New Roman" w:eastAsia="Times New Roman" w:hAnsi="Times New Roman" w:cs="Times New Roman"/>
-          <w:sz w:val="24"/>
-          <w:szCs w:val="24"/>
-          <w:rtl/>
-          <w:lang w:bidi="ar-SA"/>
-        </w:rPr>
         <w:t>الإضافة والتعديل والتعطيل للمستخدمين والمحلات تتم بواسطة المسؤول عبر لوحة التحكم. يمكن للمندوب إضافة محلات جديدة (سيتم تحديد آلية الموافقة)</w:t>
       </w:r>
       <w:r>
@@ -1951,90 +1842,26 @@
     </w:p>
     <w:p>
       <w:pPr>
-        <w:numPr>
-          <w:ilvl w:val="0"/>
-          <w:numId w:val="5"/>
-        </w:numPr>
-        <w:spacing w:before="100" w:beforeAutospacing="1" w:after="100" w:afterAutospacing="1" w:line="240" w:lineRule="auto"/>
-        <w:rPr>
-          <w:rFonts w:ascii="Times New Roman" w:eastAsia="Times New Roman" w:hAnsi="Times New Roman" w:cs="Times New Roman"/>
-          <w:sz w:val="24"/>
-          <w:szCs w:val="24"/>
-          <w:lang w:bidi="ar-SA"/>
-        </w:rPr>
-      </w:pPr>
-      <w:r>
-        <w:rPr>
-          <w:rFonts w:ascii="Times New Roman" w:eastAsia="Times New Roman" w:hAnsi="Times New Roman" w:cs="Times New Roman"/>
-          <w:b/>
-          <w:bCs/>
-          <w:sz w:val="24"/>
-          <w:szCs w:val="24"/>
-          <w:rtl/>
+        <w:spacing w:before="100" w:beforeAutospacing="1" w:after="100" w:afterAutospacing="1" w:line="240" w:lineRule="auto"/>
+        <w:rPr>
+          <w:rFonts w:ascii="Times New Roman" w:eastAsia="Times New Roman" w:hAnsi="Times New Roman" w:cs="Times New Roman"/>
+          <w:sz w:val="24"/>
+          <w:szCs w:val="24"/>
+          <w:lang w:bidi="ar-SA"/>
+        </w:rPr>
+      </w:pPr>
+      <w:bookmarkStart w:id="0" w:name="_GoBack"/>
+      <w:bookmarkEnd w:id="0"/>
+      <w:r>
+        <w:rPr>
+          <w:rFonts w:ascii="Times New Roman" w:eastAsia="Times New Roman" w:hAnsi="Times New Roman" w:cs="Times New Roman"/>
+          <w:b/>
+          <w:bCs/>
+          <w:sz w:val="24"/>
+          <w:szCs w:val="24"/>
           <w:lang w:bidi="ar-SA"/>
         </w:rPr>
         <w:lastRenderedPageBreak/>
-        <w:t>التقنيات (مقترحة)</w:t>
-      </w:r>
-      <w:r>
-        <w:rPr>
-          <w:rFonts w:ascii="Times New Roman" w:eastAsia="Times New Roman" w:hAnsi="Times New Roman" w:cs="Times New Roman"/>
-          <w:b/>
-          <w:bCs/>
-          <w:sz w:val="24"/>
-          <w:szCs w:val="24"/>
-          <w:lang w:bidi="ar-SA"/>
-        </w:rPr>
-        <w:t>:</w:t>
-      </w:r>
-      <w:r>
-        <w:rPr>
-          <w:rFonts w:ascii="Times New Roman" w:eastAsia="Times New Roman" w:hAnsi="Times New Roman" w:cs="Times New Roman"/>
-          <w:sz w:val="24"/>
-          <w:szCs w:val="24"/>
-          <w:lang w:bidi="ar-SA"/>
-        </w:rPr>
-        <w:t xml:space="preserve"> Backend: Python/Flask | Database: SQLite (</w:t>
-      </w:r>
-      <w:r>
-        <w:rPr>
-          <w:rFonts w:ascii="Times New Roman" w:eastAsia="Times New Roman" w:hAnsi="Times New Roman" w:cs="Times New Roman"/>
-          <w:sz w:val="24"/>
-          <w:szCs w:val="24"/>
-          <w:rtl/>
-          <w:lang w:bidi="ar-SA"/>
-        </w:rPr>
-        <w:t>لـ</w:t>
-      </w:r>
-      <w:r>
-        <w:rPr>
-          <w:rFonts w:ascii="Times New Roman" w:eastAsia="Times New Roman" w:hAnsi="Times New Roman" w:cs="Times New Roman"/>
-          <w:sz w:val="24"/>
-          <w:szCs w:val="24"/>
-          <w:lang w:bidi="ar-SA"/>
-        </w:rPr>
-        <w:t xml:space="preserve"> MVP) | Frontend: Flutter/Dart.</w:t>
-      </w:r>
-    </w:p>
-    <w:p>
-      <w:pPr>
-        <w:spacing w:before="100" w:beforeAutospacing="1" w:after="100" w:afterAutospacing="1" w:line="240" w:lineRule="auto"/>
-        <w:rPr>
-          <w:rFonts w:ascii="Times New Roman" w:eastAsia="Times New Roman" w:hAnsi="Times New Roman" w:cs="Times New Roman"/>
-          <w:sz w:val="24"/>
-          <w:szCs w:val="24"/>
-          <w:lang w:bidi="ar-SA"/>
-        </w:rPr>
-      </w:pPr>
-      <w:r>
-        <w:rPr>
-          <w:rFonts w:ascii="Times New Roman" w:eastAsia="Times New Roman" w:hAnsi="Times New Roman" w:cs="Times New Roman"/>
-          <w:b/>
-          <w:bCs/>
-          <w:sz w:val="24"/>
-          <w:szCs w:val="24"/>
-          <w:lang w:bidi="ar-SA"/>
-        </w:rPr>
         <w:t xml:space="preserve">6. </w:t>
       </w:r>
       <w:r>
@@ -4109,7 +3936,6 @@
           <w:rtl/>
           <w:lang w:bidi="ar-SA"/>
         </w:rPr>
-        <w:lastRenderedPageBreak/>
         <w:t>المرحلة 3: التجهيز للنشر والاستخدام المبدئي</w:t>
       </w:r>
     </w:p>
@@ -4211,6 +4037,7 @@
           <w:szCs w:val="24"/>
           <w:lang w:bidi="ar-SA"/>
         </w:rPr>
+        <w:lastRenderedPageBreak/>
         <w:t>[ ]</w:t>
       </w:r>
       <w:proofErr w:type="gramEnd"/>
@@ -6901,20 +6728,20 @@
     <w:lsdException w:name="Hashtag" w:semiHidden="1" w:unhideWhenUsed="1"/>
     <w:lsdException w:name="Unresolved Mention" w:semiHidden="1" w:unhideWhenUsed="1"/>
   </w:latentStyles>
-  <w:style w:type="paragraph" w:default="1" w:styleId="Normal">
+  <w:style w:type="paragraph" w:default="1" w:styleId="a">
     <w:name w:val="Normal"/>
     <w:qFormat/>
     <w:rPr>
       <w:lang w:bidi="ar-JO"/>
     </w:rPr>
   </w:style>
-  <w:style w:type="character" w:default="1" w:styleId="DefaultParagraphFont">
+  <w:style w:type="character" w:default="1" w:styleId="a0">
     <w:name w:val="Default Paragraph Font"/>
     <w:uiPriority w:val="1"/>
     <w:semiHidden/>
     <w:unhideWhenUsed/>
   </w:style>
-  <w:style w:type="table" w:default="1" w:styleId="TableNormal">
+  <w:style w:type="table" w:default="1" w:styleId="a1">
     <w:name w:val="Normal Table"/>
     <w:uiPriority w:val="99"/>
     <w:semiHidden/>
@@ -6929,15 +6756,15 @@
       </w:tblCellMar>
     </w:tblPr>
   </w:style>
-  <w:style w:type="numbering" w:default="1" w:styleId="NoList">
+  <w:style w:type="numbering" w:default="1" w:styleId="a2">
     <w:name w:val="No List"/>
     <w:uiPriority w:val="99"/>
     <w:semiHidden/>
     <w:unhideWhenUsed/>
   </w:style>
-  <w:style w:type="paragraph" w:styleId="NormalWeb">
+  <w:style w:type="paragraph" w:styleId="a3">
     <w:name w:val="Normal (Web)"/>
-    <w:basedOn w:val="Normal"/>
+    <w:basedOn w:val="a"/>
     <w:uiPriority w:val="99"/>
     <w:semiHidden/>
     <w:unhideWhenUsed/>
@@ -6952,9 +6779,9 @@
       <w:lang w:bidi="ar-SA"/>
     </w:rPr>
   </w:style>
-  <w:style w:type="character" w:styleId="Strong">
+  <w:style w:type="character" w:styleId="a4">
     <w:name w:val="Strong"/>
-    <w:basedOn w:val="DefaultParagraphFont"/>
+    <w:basedOn w:val="a0"/>
     <w:uiPriority w:val="22"/>
     <w:qFormat/>
     <w:rsid w:val="003514ED"/>
@@ -6965,7 +6792,7 @@
   </w:style>
   <w:style w:type="character" w:styleId="HTMLCode">
     <w:name w:val="HTML Code"/>
-    <w:basedOn w:val="DefaultParagraphFont"/>
+    <w:basedOn w:val="a0"/>
     <w:uiPriority w:val="99"/>
     <w:semiHidden/>
     <w:unhideWhenUsed/>
